--- a/SQL/ASSIGNMENT/ALL CODES.docx
+++ b/SQL/ASSIGNMENT/ALL CODES.docx
@@ -1,6 +1,6 @@
 
 <file path=word/document.xml><?xml version="1.0" encoding="utf-8"?>
-<w:document xmlns:wpc="http://schemas.microsoft.com/office/word/2010/wordprocessingCanvas" xmlns:cx="http://schemas.microsoft.com/office/drawing/2014/chartex" xmlns:cx1="http://schemas.microsoft.com/office/drawing/2015/9/8/chartex" xmlns:cx2="http://schemas.microsoft.com/office/drawing/2015/10/21/chartex" xmlns:cx3="http://schemas.microsoft.com/office/drawing/2016/5/9/chartex" xmlns:cx4="http://schemas.microsoft.com/office/drawing/2016/5/10/chartex" xmlns:cx5="http://schemas.microsoft.com/office/drawing/2016/5/11/chartex" xmlns:cx6="http://schemas.microsoft.com/office/drawing/2016/5/12/chartex" xmlns:cx7="http://schemas.microsoft.com/office/drawing/2016/5/13/chartex" xmlns:cx8="http://schemas.microsoft.com/office/drawing/2016/5/14/chartex" xmlns:mc="http://schemas.openxmlformats.org/markup-compatibility/2006" xmlns:aink="http://schemas.microsoft.com/office/drawing/2016/ink" xmlns:am3d="http://schemas.microsoft.com/office/drawing/2017/model3d" xmlns:o="urn:schemas-microsoft-com:office:office" xmlns:oel="http://schemas.microsoft.com/office/2019/extlst" xmlns:r="http://schemas.openxmlformats.org/officeDocument/2006/relationships" xmlns:m="http://schemas.openxmlformats.org/officeDocument/2006/math" xmlns:v="urn:schemas-microsoft-com:vml" xmlns:wp14="http://schemas.microsoft.com/office/word/2010/wordprocessingDrawing" xmlns:wp="http://schemas.openxmlformats.org/drawingml/2006/wordprocessingDrawing" xmlns:w10="urn:schemas-microsoft-com:office:word" xmlns:w="http://schemas.openxmlformats.org/wordprocessingml/2006/main" xmlns:w14="http://schemas.microsoft.com/office/word/2010/wordml" xmlns:w15="http://schemas.microsoft.com/office/word/2012/wordml" xmlns:w16cex="http://schemas.microsoft.com/office/word/2018/wordml/cex" xmlns:w16cid="http://schemas.microsoft.com/office/word/2016/wordml/cid" xmlns:w16="http://schemas.microsoft.com/office/word/2018/wordml" xmlns:w16du="http://schemas.microsoft.com/office/word/2023/wordml/word16du" xmlns:w16sdtdh="http://schemas.microsoft.com/office/word/2020/wordml/sdtdatahash" xmlns:w16sdtfl="http://schemas.microsoft.com/office/word/2024/wordml/sdtformatlock" xmlns:w16se="http://schemas.microsoft.com/office/word/2015/wordml/symex" xmlns:wpg="http://schemas.microsoft.com/office/word/2010/wordprocessingGroup" xmlns:wpi="http://schemas.microsoft.com/office/word/2010/wordprocessingInk" xmlns:wne="http://schemas.microsoft.com/office/word/2006/wordml" xmlns:wps="http://schemas.microsoft.com/office/word/2010/wordprocessingShape" mc:Ignorable="w14 w15 w16se w16cid w16 w16cex w16sdtdh w16sdtfl w16du wp14">
+<w:document xmlns:wpc="http://schemas.microsoft.com/office/word/2010/wordprocessingCanvas" xmlns:cx="http://schemas.microsoft.com/office/drawing/2014/chartex" xmlns:cx1="http://schemas.microsoft.com/office/drawing/2015/9/8/chartex" xmlns:cx2="http://schemas.microsoft.com/office/drawing/2015/10/21/chartex" xmlns:cx3="http://schemas.microsoft.com/office/drawing/2016/5/9/chartex" xmlns:cx4="http://schemas.microsoft.com/office/drawing/2016/5/10/chartex" xmlns:cx5="http://schemas.microsoft.com/office/drawing/2016/5/11/chartex" xmlns:cx6="http://schemas.microsoft.com/office/drawing/2016/5/12/chartex" xmlns:cx7="http://schemas.microsoft.com/office/drawing/2016/5/13/chartex" xmlns:cx8="http://schemas.microsoft.com/office/drawing/2016/5/14/chartex" xmlns:mc="http://schemas.openxmlformats.org/markup-compatibility/2006" xmlns:aink="http://schemas.microsoft.com/office/drawing/2016/ink" xmlns:am3d="http://schemas.microsoft.com/office/drawing/2017/model3d" xmlns:o="urn:schemas-microsoft-com:office:office" xmlns:oel="http://schemas.microsoft.com/office/2019/extlst" xmlns:r="http://schemas.openxmlformats.org/officeDocument/2006/relationships" xmlns:m="http://schemas.openxmlformats.org/officeDocument/2006/math" xmlns:v="urn:schemas-microsoft-com:vml" xmlns:wp14="http://schemas.microsoft.com/office/word/2010/wordprocessingDrawing" xmlns:wp="http://schemas.openxmlformats.org/drawingml/2006/wordprocessingDrawing" xmlns:w10="urn:schemas-microsoft-com:office:word" xmlns:w="http://schemas.openxmlformats.org/wordprocessingml/2006/main" xmlns:w14="http://schemas.microsoft.com/office/word/2010/wordml" xmlns:w15="http://schemas.microsoft.com/office/word/2012/wordml" xmlns:w16cei="http://schemas.microsoft.com/office/word/2026/wordml/cei" xmlns:w16cex="http://schemas.microsoft.com/office/word/2018/wordml/cex" xmlns:w16cid="http://schemas.microsoft.com/office/word/2016/wordml/cid" xmlns:w16="http://schemas.microsoft.com/office/word/2018/wordml" xmlns:w16du="http://schemas.microsoft.com/office/word/2023/wordml/word16du" xmlns:w16sdtdh="http://schemas.microsoft.com/office/word/2020/wordml/sdtdatahash" xmlns:w16sdtfl="http://schemas.microsoft.com/office/word/2024/wordml/sdtformatlock" xmlns:w16se="http://schemas.microsoft.com/office/word/2015/wordml/symex" xmlns:wpg="http://schemas.microsoft.com/office/word/2010/wordprocessingGroup" xmlns:wpi="http://schemas.microsoft.com/office/word/2010/wordprocessingInk" xmlns:wne="http://schemas.microsoft.com/office/word/2006/wordml" xmlns:wps="http://schemas.microsoft.com/office/word/2010/wordprocessingShape" mc:Ignorable="w14 w15 w16se w16cid w16 w16cex w16sdtdh w16sdtfl w16du wp14">
   <w:body>
     <w:p>
       <w:pPr>
@@ -17,103 +17,23 @@
     <w:p/>
     <w:p>
       <w:r>
-        <w:t xml:space="preserve">CREATE DATABASE </w:t>
-      </w:r>
-      <w:proofErr w:type="spellStart"/>
-      <w:r>
-        <w:t>music_streaming_app</w:t>
-      </w:r>
-      <w:proofErr w:type="spellEnd"/>
-      <w:r>
-        <w:t>;</w:t>
-      </w:r>
-    </w:p>
-    <w:p>
-      <w:r>
-        <w:t xml:space="preserve">USE </w:t>
-      </w:r>
-      <w:proofErr w:type="spellStart"/>
-      <w:r>
-        <w:t>music_streaming_app</w:t>
-      </w:r>
-      <w:proofErr w:type="spellEnd"/>
-      <w:r>
-        <w:t>;</w:t>
-      </w:r>
-    </w:p>
-    <w:p>
-      <w:r>
-        <w:t xml:space="preserve">CREATE TABLE playlists </w:t>
-      </w:r>
-      <w:proofErr w:type="gramStart"/>
-      <w:r>
-        <w:t xml:space="preserve">( </w:t>
-      </w:r>
-      <w:proofErr w:type="spellStart"/>
-      <w:r>
-        <w:t>playlist</w:t>
-      </w:r>
-      <w:proofErr w:type="gramEnd"/>
-      <w:r>
-        <w:t>_id</w:t>
-      </w:r>
-      <w:proofErr w:type="spellEnd"/>
-      <w:r>
-        <w:t xml:space="preserve"> INT PRIMARY KEY, name </w:t>
-      </w:r>
-      <w:proofErr w:type="gramStart"/>
-      <w:r>
-        <w:t>VARCHAR(</w:t>
-      </w:r>
-      <w:proofErr w:type="gramEnd"/>
-      <w:r>
-        <w:t xml:space="preserve">100), </w:t>
-      </w:r>
-      <w:proofErr w:type="spellStart"/>
-      <w:r>
-        <w:t>created_by</w:t>
-      </w:r>
-      <w:proofErr w:type="spellEnd"/>
-      <w:r>
-        <w:t xml:space="preserve"> </w:t>
-      </w:r>
-      <w:proofErr w:type="gramStart"/>
-      <w:r>
-        <w:t>VARCHAR(</w:t>
-      </w:r>
-      <w:proofErr w:type="gramEnd"/>
-      <w:r>
-        <w:t>100</w:t>
-      </w:r>
-      <w:proofErr w:type="gramStart"/>
-      <w:r>
-        <w:t>) )</w:t>
-      </w:r>
-      <w:proofErr w:type="gramEnd"/>
-      <w:r>
-        <w:t>;</w:t>
+        <w:t>CREATE DATABASE music_streaming_app;</w:t>
+      </w:r>
+    </w:p>
+    <w:p>
+      <w:r>
+        <w:t>USE music_streaming_app;</w:t>
+      </w:r>
+    </w:p>
+    <w:p>
+      <w:r>
+        <w:t>CREATE TABLE playlists ( playlist_id INT PRIMARY KEY, name VARCHAR(100), created_by VARCHAR(100) );</w:t>
       </w:r>
     </w:p>
     <w:p/>
     <w:p>
       <w:r>
-        <w:t>INSERT INTO playlists (</w:t>
-      </w:r>
-      <w:proofErr w:type="spellStart"/>
-      <w:r>
-        <w:t>playlist_id</w:t>
-      </w:r>
-      <w:proofErr w:type="spellEnd"/>
-      <w:r>
-        <w:t xml:space="preserve">, name, </w:t>
-      </w:r>
-      <w:proofErr w:type="spellStart"/>
-      <w:r>
-        <w:t>created_by</w:t>
-      </w:r>
-      <w:proofErr w:type="spellEnd"/>
-      <w:r>
-        <w:t>) VALUES</w:t>
+        <w:t>INSERT INTO playlists (playlist_id, name, created_by) VALUES</w:t>
       </w:r>
     </w:p>
     <w:p>
@@ -144,15 +64,7 @@
     </w:p>
     <w:p>
       <w:r>
-        <w:t xml:space="preserve">WHERE </w:t>
-      </w:r>
-      <w:proofErr w:type="spellStart"/>
-      <w:r>
-        <w:t>created_by</w:t>
-      </w:r>
-      <w:proofErr w:type="spellEnd"/>
-      <w:r>
-        <w:t xml:space="preserve"> = 'Amit';</w:t>
+        <w:t>WHERE created_by = 'Amit';</w:t>
       </w:r>
     </w:p>
     <w:p/>
@@ -170,15 +82,7 @@
         <w:t xml:space="preserve"> </w:t>
       </w:r>
       <w:r>
-        <w:t xml:space="preserve">In SQL, a table is a structured collection of data organized in rows and columns, </w:t>
-      </w:r>
-      <w:proofErr w:type="gramStart"/>
-      <w:r>
-        <w:t>similar to</w:t>
-      </w:r>
-      <w:proofErr w:type="gramEnd"/>
-      <w:r>
-        <w:t xml:space="preserve"> a spreadsheet. For example, in a food delivery app like Zomato, there could be a table called "orders" that stores all customer orders.</w:t>
+        <w:t>In SQL, a table is a structured collection of data organized in rows and columns, similar to a spreadsheet. For example, in a food delivery app like Zomato, there could be a table called "orders" that stores all customer orders.</w:t>
       </w:r>
     </w:p>
     <w:p>
@@ -188,47 +92,7 @@
     </w:p>
     <w:p>
       <w:r>
-        <w:t xml:space="preserve">A column represents a specific attribute or field in the table. In the "orders" table, columns could include </w:t>
-      </w:r>
-      <w:proofErr w:type="spellStart"/>
-      <w:r>
-        <w:t>order_id</w:t>
-      </w:r>
-      <w:proofErr w:type="spellEnd"/>
-      <w:r>
-        <w:t xml:space="preserve">, </w:t>
-      </w:r>
-      <w:proofErr w:type="spellStart"/>
-      <w:r>
-        <w:t>customer_name</w:t>
-      </w:r>
-      <w:proofErr w:type="spellEnd"/>
-      <w:r>
-        <w:t xml:space="preserve">, </w:t>
-      </w:r>
-      <w:proofErr w:type="spellStart"/>
-      <w:r>
-        <w:t>restaurant_name</w:t>
-      </w:r>
-      <w:proofErr w:type="spellEnd"/>
-      <w:r>
-        <w:t xml:space="preserve">, </w:t>
-      </w:r>
-      <w:proofErr w:type="spellStart"/>
-      <w:r>
-        <w:t>order_amount</w:t>
-      </w:r>
-      <w:proofErr w:type="spellEnd"/>
-      <w:r>
-        <w:t xml:space="preserve">, and </w:t>
-      </w:r>
-      <w:proofErr w:type="spellStart"/>
-      <w:r>
-        <w:t>delivery_status</w:t>
-      </w:r>
-      <w:proofErr w:type="spellEnd"/>
-      <w:r>
-        <w:t>. Each column stores a particular type of information for all rows.</w:t>
+        <w:t>A column represents a specific attribute or field in the table. In the "orders" table, columns could include order_id, customer_name, restaurant_name, order_amount, and delivery_status. Each column stores a particular type of information for all rows.</w:t>
       </w:r>
     </w:p>
     <w:p>
@@ -251,164 +115,28 @@
     </w:p>
     <w:p>
       <w:r>
-        <w:t xml:space="preserve">SELECT </w:t>
-      </w:r>
-      <w:proofErr w:type="gramStart"/>
-      <w:r>
-        <w:t>VERSION(</w:t>
-      </w:r>
-      <w:proofErr w:type="gramEnd"/>
-      <w:r>
-        <w:t>);</w:t>
-      </w:r>
-    </w:p>
-    <w:p>
-      <w:r>
-        <w:t xml:space="preserve">CREATE DATABASE </w:t>
-      </w:r>
-      <w:proofErr w:type="spellStart"/>
-      <w:r>
-        <w:t>foodie_app</w:t>
-      </w:r>
-      <w:proofErr w:type="spellEnd"/>
-      <w:r>
-        <w:t>;</w:t>
-      </w:r>
-    </w:p>
-    <w:p>
-      <w:r>
-        <w:t xml:space="preserve">USE </w:t>
-      </w:r>
-      <w:proofErr w:type="spellStart"/>
-      <w:r>
-        <w:t>foodie_app</w:t>
-      </w:r>
-      <w:proofErr w:type="spellEnd"/>
-      <w:r>
-        <w:t>;</w:t>
-      </w:r>
-    </w:p>
-    <w:p>
-      <w:r>
-        <w:t xml:space="preserve">CREATE TABLE restaurants </w:t>
-      </w:r>
-      <w:proofErr w:type="gramStart"/>
-      <w:r>
-        <w:t>( id</w:t>
-      </w:r>
-      <w:proofErr w:type="gramEnd"/>
-      <w:r>
-        <w:t xml:space="preserve"> INT PRIMARY KEY, name </w:t>
-      </w:r>
-      <w:proofErr w:type="gramStart"/>
-      <w:r>
-        <w:t>VARCHAR(</w:t>
-      </w:r>
-      <w:proofErr w:type="gramEnd"/>
-      <w:r>
-        <w:t xml:space="preserve">100), cuisine </w:t>
-      </w:r>
-      <w:proofErr w:type="gramStart"/>
-      <w:r>
-        <w:t>VARCHAR(</w:t>
-      </w:r>
-      <w:proofErr w:type="gramEnd"/>
-      <w:r>
-        <w:t xml:space="preserve">50), rating </w:t>
-      </w:r>
-      <w:proofErr w:type="gramStart"/>
-      <w:r>
-        <w:t>DECIMAL(</w:t>
-      </w:r>
-      <w:proofErr w:type="gramEnd"/>
-      <w:r>
-        <w:t xml:space="preserve">2,1), location </w:t>
-      </w:r>
-      <w:proofErr w:type="gramStart"/>
-      <w:r>
-        <w:t>VARCHAR(</w:t>
-      </w:r>
-      <w:proofErr w:type="gramEnd"/>
-      <w:r>
-        <w:t>100</w:t>
-      </w:r>
-      <w:proofErr w:type="gramStart"/>
-      <w:r>
-        <w:t>) )</w:t>
-      </w:r>
-      <w:proofErr w:type="gramEnd"/>
-      <w:r>
-        <w:t>;</w:t>
+        <w:t>SELECT VERSION();</w:t>
+      </w:r>
+    </w:p>
+    <w:p>
+      <w:r>
+        <w:t>CREATE DATABASE foodie_app;</w:t>
+      </w:r>
+    </w:p>
+    <w:p>
+      <w:r>
+        <w:t>USE foodie_app;</w:t>
+      </w:r>
+    </w:p>
+    <w:p>
+      <w:r>
+        <w:t>CREATE TABLE restaurants ( id INT PRIMARY KEY, name VARCHAR(100), cuisine VARCHAR(50), rating DECIMAL(2,1), location VARCHAR(100) );</w:t>
       </w:r>
     </w:p>
     <w:p/>
     <w:p>
       <w:r>
-        <w:t xml:space="preserve">CREATE TABLE users </w:t>
-      </w:r>
-      <w:proofErr w:type="gramStart"/>
-      <w:r>
-        <w:t xml:space="preserve">( </w:t>
-      </w:r>
-      <w:proofErr w:type="spellStart"/>
-      <w:r>
-        <w:t>user</w:t>
-      </w:r>
-      <w:proofErr w:type="gramEnd"/>
-      <w:r>
-        <w:t>_id</w:t>
-      </w:r>
-      <w:proofErr w:type="spellEnd"/>
-      <w:r>
-        <w:t xml:space="preserve"> INT PRIMARY KEY, username </w:t>
-      </w:r>
-      <w:proofErr w:type="gramStart"/>
-      <w:r>
-        <w:t>VARCHAR(</w:t>
-      </w:r>
-      <w:proofErr w:type="gramEnd"/>
-      <w:r>
-        <w:t xml:space="preserve">50) NOT NULL, email </w:t>
-      </w:r>
-      <w:proofErr w:type="gramStart"/>
-      <w:r>
-        <w:t>VARCHAR(</w:t>
-      </w:r>
-      <w:proofErr w:type="gramEnd"/>
-      <w:r>
-        <w:t xml:space="preserve">100) NOT NULL UNIQUE, </w:t>
-      </w:r>
-      <w:proofErr w:type="spellStart"/>
-      <w:r>
-        <w:t>phone_number</w:t>
-      </w:r>
-      <w:proofErr w:type="spellEnd"/>
-      <w:r>
-        <w:t xml:space="preserve"> </w:t>
-      </w:r>
-      <w:proofErr w:type="gramStart"/>
-      <w:r>
-        <w:t>VARCHAR(</w:t>
-      </w:r>
-      <w:proofErr w:type="gramEnd"/>
-      <w:r>
-        <w:t xml:space="preserve">15) UNIQUE, </w:t>
-      </w:r>
-      <w:proofErr w:type="spellStart"/>
-      <w:r>
-        <w:t>created_at</w:t>
-      </w:r>
-      <w:proofErr w:type="spellEnd"/>
-      <w:r>
-        <w:t xml:space="preserve"> </w:t>
-      </w:r>
-      <w:proofErr w:type="gramStart"/>
-      <w:r>
-        <w:t>DATETIME )</w:t>
-      </w:r>
-      <w:proofErr w:type="gramEnd"/>
-      <w:r>
-        <w:t>;</w:t>
+        <w:t>CREATE TABLE users ( user_id INT PRIMARY KEY, username VARCHAR(50) NOT NULL, email VARCHAR(100) NOT NULL UNIQUE, phone_number VARCHAR(15) UNIQUE, created_at DATETIME );</w:t>
       </w:r>
     </w:p>
     <w:p>
@@ -428,29 +156,13 @@
     </w:p>
     <w:p>
       <w:r>
-        <w:t xml:space="preserve">CREATE DATABASE </w:t>
-      </w:r>
-      <w:proofErr w:type="spellStart"/>
-      <w:r>
-        <w:t>music_streaming_app</w:t>
-      </w:r>
-      <w:proofErr w:type="spellEnd"/>
-      <w:r>
-        <w:t>;</w:t>
+        <w:t>CREATE DATABASE music_streaming_app;</w:t>
       </w:r>
     </w:p>
     <w:p/>
     <w:p>
       <w:r>
-        <w:t xml:space="preserve">USE </w:t>
-      </w:r>
-      <w:proofErr w:type="spellStart"/>
-      <w:r>
-        <w:t>music_streaming_app</w:t>
-      </w:r>
-      <w:proofErr w:type="spellEnd"/>
-      <w:r>
-        <w:t>;</w:t>
+        <w:t>USE music_streaming_app;</w:t>
       </w:r>
     </w:p>
     <w:p/>
@@ -466,36 +178,12 @@
     </w:p>
     <w:p>
       <w:r>
-        <w:t xml:space="preserve">    </w:t>
-      </w:r>
-      <w:proofErr w:type="spellStart"/>
-      <w:r>
-        <w:t>song_name</w:t>
-      </w:r>
-      <w:proofErr w:type="spellEnd"/>
-      <w:r>
-        <w:t xml:space="preserve"> </w:t>
-      </w:r>
-      <w:proofErr w:type="gramStart"/>
-      <w:r>
-        <w:t>VARCHAR(</w:t>
-      </w:r>
-      <w:proofErr w:type="gramEnd"/>
-      <w:r>
-        <w:t>100),</w:t>
-      </w:r>
-    </w:p>
-    <w:p>
-      <w:r>
-        <w:t xml:space="preserve">    artist </w:t>
-      </w:r>
-      <w:proofErr w:type="gramStart"/>
-      <w:r>
-        <w:t>VARCHAR(</w:t>
-      </w:r>
-      <w:proofErr w:type="gramEnd"/>
-      <w:r>
-        <w:t>100),</w:t>
+        <w:t xml:space="preserve">    song_name VARCHAR(100),</w:t>
+      </w:r>
+    </w:p>
+    <w:p>
+      <w:r>
+        <w:t xml:space="preserve">    artist VARCHAR(100),</w:t>
       </w:r>
     </w:p>
     <w:p>
@@ -511,42 +199,18 @@
     <w:p/>
     <w:p>
       <w:r>
-        <w:t xml:space="preserve">INSERT INTO Playlist (id, </w:t>
-      </w:r>
-      <w:proofErr w:type="spellStart"/>
-      <w:r>
-        <w:t>song_name</w:t>
-      </w:r>
-      <w:proofErr w:type="spellEnd"/>
-      <w:r>
-        <w:t>, artist, duration)</w:t>
-      </w:r>
-    </w:p>
-    <w:p>
-      <w:r>
-        <w:t>VALUES (1, '</w:t>
-      </w:r>
-      <w:proofErr w:type="spellStart"/>
-      <w:r>
-        <w:t>Satranga</w:t>
-      </w:r>
-      <w:proofErr w:type="spellEnd"/>
-      <w:r>
-        <w:t>', 'Arijit Singh', 271);</w:t>
+        <w:t>INSERT INTO Playlist (id, song_name, artist, duration)</w:t>
+      </w:r>
+    </w:p>
+    <w:p>
+      <w:r>
+        <w:t>VALUES (1, 'Satranga', 'Arijit Singh', 271);</w:t>
       </w:r>
     </w:p>
     <w:p/>
     <w:p>
       <w:r>
-        <w:t xml:space="preserve">INSERT INTO Playlist (id, </w:t>
-      </w:r>
-      <w:proofErr w:type="spellStart"/>
-      <w:r>
-        <w:t>song_name</w:t>
-      </w:r>
-      <w:proofErr w:type="spellEnd"/>
-      <w:r>
-        <w:t>, artist, duration)</w:t>
+        <w:t>INSERT INTO Playlist (id, song_name, artist, duration)</w:t>
       </w:r>
     </w:p>
     <w:p>
@@ -572,15 +236,7 @@
     </w:p>
     <w:p>
       <w:r>
-        <w:t>(4, '</w:t>
-      </w:r>
-      <w:proofErr w:type="spellStart"/>
-      <w:r>
-        <w:t>Kesariya</w:t>
-      </w:r>
-      <w:proofErr w:type="spellEnd"/>
-      <w:r>
-        <w:t>', 'Arjit Singh', 69);</w:t>
+        <w:t>(4, 'Kesariya', 'Arjit Singh', 69);</w:t>
       </w:r>
     </w:p>
     <w:p>
@@ -605,28 +261,7 @@
     </w:p>
     <w:p>
       <w:r>
-        <w:t xml:space="preserve">SET </w:t>
-      </w:r>
-      <w:proofErr w:type="spellStart"/>
-      <w:r>
-        <w:t>song_name</w:t>
-      </w:r>
-      <w:proofErr w:type="spellEnd"/>
-      <w:r>
-        <w:t xml:space="preserve"> = </w:t>
-      </w:r>
-      <w:proofErr w:type="gramStart"/>
-      <w:r>
-        <w:t>CONCAT(</w:t>
-      </w:r>
-      <w:proofErr w:type="spellStart"/>
-      <w:proofErr w:type="gramEnd"/>
-      <w:r>
-        <w:t>song_name</w:t>
-      </w:r>
-      <w:proofErr w:type="spellEnd"/>
-      <w:r>
-        <w:t>, ' (Remix)')</w:t>
+        <w:t>SET song_name = CONCAT(song_name, ' (Remix)')</w:t>
       </w:r>
     </w:p>
     <w:p>
@@ -662,15 +297,7 @@
     </w:p>
     <w:p>
       <w:r>
-        <w:t xml:space="preserve">CREATE TABLE </w:t>
-      </w:r>
-      <w:proofErr w:type="spellStart"/>
-      <w:r>
-        <w:t>MusicPlaylist</w:t>
-      </w:r>
-      <w:proofErr w:type="spellEnd"/>
-      <w:r>
-        <w:t xml:space="preserve"> (</w:t>
+        <w:t>CREATE TABLE MusicPlaylist (</w:t>
       </w:r>
     </w:p>
     <w:p>
@@ -680,49 +307,17 @@
     </w:p>
     <w:p>
       <w:r>
-        <w:t xml:space="preserve">    </w:t>
-      </w:r>
-      <w:proofErr w:type="spellStart"/>
-      <w:r>
-        <w:t>song_name</w:t>
-      </w:r>
-      <w:proofErr w:type="spellEnd"/>
-      <w:r>
-        <w:t xml:space="preserve"> </w:t>
-      </w:r>
-      <w:proofErr w:type="gramStart"/>
-      <w:r>
-        <w:t>VARCHAR(</w:t>
-      </w:r>
-      <w:proofErr w:type="gramEnd"/>
-      <w:r>
-        <w:t>100),</w:t>
-      </w:r>
-    </w:p>
-    <w:p>
-      <w:r>
-        <w:t xml:space="preserve">    artist </w:t>
-      </w:r>
-      <w:proofErr w:type="gramStart"/>
-      <w:r>
-        <w:t>VARCHAR(</w:t>
-      </w:r>
-      <w:proofErr w:type="gramEnd"/>
-      <w:r>
-        <w:t>100),</w:t>
-      </w:r>
-    </w:p>
-    <w:p>
-      <w:r>
-        <w:t xml:space="preserve">    genre </w:t>
-      </w:r>
-      <w:proofErr w:type="gramStart"/>
-      <w:r>
-        <w:t>VARCHAR(</w:t>
-      </w:r>
-      <w:proofErr w:type="gramEnd"/>
-      <w:r>
-        <w:t>50),</w:t>
+        <w:t xml:space="preserve">    song_name VARCHAR(100),</w:t>
+      </w:r>
+    </w:p>
+    <w:p>
+      <w:r>
+        <w:t xml:space="preserve">    artist VARCHAR(100),</w:t>
+      </w:r>
+    </w:p>
+    <w:p>
+      <w:r>
+        <w:t xml:space="preserve">    genre VARCHAR(50),</w:t>
       </w:r>
     </w:p>
     <w:p>
@@ -737,28 +332,12 @@
     </w:p>
     <w:p>
       <w:r>
-        <w:t xml:space="preserve">INSERT INTO </w:t>
-      </w:r>
-      <w:proofErr w:type="spellStart"/>
-      <w:r>
-        <w:t>MusicPlaylist</w:t>
-      </w:r>
-      <w:proofErr w:type="spellEnd"/>
-      <w:r>
-        <w:t xml:space="preserve"> VALUES</w:t>
-      </w:r>
-    </w:p>
-    <w:p>
-      <w:r>
-        <w:t>(1, '</w:t>
-      </w:r>
-      <w:proofErr w:type="spellStart"/>
-      <w:r>
-        <w:t>Satranga</w:t>
-      </w:r>
-      <w:proofErr w:type="spellEnd"/>
-      <w:r>
-        <w:t>', 'Arijit Singh', 'Bollywood', 271),</w:t>
+        <w:t>INSERT INTO MusicPlaylist VALUES</w:t>
+      </w:r>
+    </w:p>
+    <w:p>
+      <w:r>
+        <w:t>(1, 'Satranga', 'Arijit Singh', 'Bollywood', 271),</w:t>
       </w:r>
     </w:p>
     <w:p>
@@ -773,65 +352,28 @@
     </w:p>
     <w:p>
       <w:r>
-        <w:t>(4, '</w:t>
-      </w:r>
-      <w:proofErr w:type="spellStart"/>
-      <w:r>
-        <w:t>Kesariya</w:t>
-      </w:r>
-      <w:proofErr w:type="spellEnd"/>
-      <w:r>
-        <w:t>', 'Arijit Singh', 'Bollywood', 269),</w:t>
-      </w:r>
-    </w:p>
-    <w:p>
-      <w:r>
-        <w:t>(5, '</w:t>
-      </w:r>
-      <w:proofErr w:type="spellStart"/>
-      <w:r>
-        <w:t>Heeriye</w:t>
-      </w:r>
-      <w:proofErr w:type="spellEnd"/>
-      <w:r>
-        <w:t>', 'Arijit Singh', 'Romantic', 230);</w:t>
-      </w:r>
-    </w:p>
-    <w:p>
-      <w:r>
-        <w:t xml:space="preserve">SELECT * FROM </w:t>
-      </w:r>
-      <w:proofErr w:type="spellStart"/>
-      <w:r>
-        <w:t>MusicPlaylist</w:t>
-      </w:r>
-      <w:proofErr w:type="spellEnd"/>
-      <w:r>
-        <w:t>;</w:t>
-      </w:r>
-    </w:p>
-    <w:p>
-      <w:r>
-        <w:t xml:space="preserve">SELECT </w:t>
-      </w:r>
-      <w:proofErr w:type="spellStart"/>
-      <w:r>
-        <w:t>song_name</w:t>
-      </w:r>
-      <w:proofErr w:type="spellEnd"/>
-      <w:r>
-        <w:t>, artist</w:t>
-      </w:r>
-    </w:p>
-    <w:p>
-      <w:r>
-        <w:t xml:space="preserve">FROM </w:t>
-      </w:r>
-      <w:proofErr w:type="spellStart"/>
-      <w:r>
-        <w:t>MusicPlaylist</w:t>
-      </w:r>
-      <w:proofErr w:type="spellEnd"/>
+        <w:t>(4, 'Kesariya', 'Arijit Singh', 'Bollywood', 269),</w:t>
+      </w:r>
+    </w:p>
+    <w:p>
+      <w:r>
+        <w:t>(5, 'Heeriye', 'Arijit Singh', 'Romantic', 230);</w:t>
+      </w:r>
+    </w:p>
+    <w:p>
+      <w:r>
+        <w:t>SELECT * FROM MusicPlaylist;</w:t>
+      </w:r>
+    </w:p>
+    <w:p>
+      <w:r>
+        <w:t>SELECT song_name, artist</w:t>
+      </w:r>
+    </w:p>
+    <w:p>
+      <w:r>
+        <w:t>FROM MusicPlaylist</w:t>
+      </w:r>
     </w:p>
     <w:p>
       <w:r>
@@ -845,15 +387,7 @@
     </w:p>
     <w:p>
       <w:r>
-        <w:t xml:space="preserve">FROM </w:t>
-      </w:r>
-      <w:proofErr w:type="spellStart"/>
-      <w:r>
-        <w:t>FoodOrders</w:t>
-      </w:r>
-      <w:proofErr w:type="spellEnd"/>
-      <w:r>
-        <w:t>;</w:t>
+        <w:t>FROM FoodOrders;</w:t>
       </w:r>
     </w:p>
     <w:p>
@@ -863,65 +397,28 @@
     </w:p>
     <w:p>
       <w:r>
-        <w:t xml:space="preserve">    </w:t>
-      </w:r>
-      <w:proofErr w:type="spellStart"/>
-      <w:r>
-        <w:t>food_item</w:t>
-      </w:r>
-      <w:proofErr w:type="spellEnd"/>
-      <w:r>
-        <w:t xml:space="preserve"> AS 'Dish',</w:t>
-      </w:r>
-    </w:p>
-    <w:p>
-      <w:r>
-        <w:t xml:space="preserve">    </w:t>
-      </w:r>
-      <w:proofErr w:type="spellStart"/>
-      <w:r>
-        <w:t>order_date</w:t>
-      </w:r>
-      <w:proofErr w:type="spellEnd"/>
-      <w:r>
-        <w:t xml:space="preserve"> AS 'Date Ordered'</w:t>
-      </w:r>
-    </w:p>
-    <w:p>
-      <w:r>
-        <w:t xml:space="preserve">FROM </w:t>
-      </w:r>
-      <w:proofErr w:type="spellStart"/>
-      <w:r>
-        <w:t>FoodOrders</w:t>
-      </w:r>
-      <w:proofErr w:type="spellEnd"/>
-      <w:r>
-        <w:t>;</w:t>
-      </w:r>
-    </w:p>
-    <w:p>
-      <w:r>
-        <w:t xml:space="preserve">SELECT DISTINCT </w:t>
-      </w:r>
-      <w:proofErr w:type="spellStart"/>
-      <w:r>
-        <w:t>food_item</w:t>
-      </w:r>
-      <w:proofErr w:type="spellEnd"/>
-      <w:r>
-        <w:t>, restaurant</w:t>
-      </w:r>
-    </w:p>
-    <w:p>
-      <w:r>
-        <w:t xml:space="preserve">FROM </w:t>
-      </w:r>
-      <w:proofErr w:type="spellStart"/>
-      <w:r>
-        <w:t>FoodOrders</w:t>
-      </w:r>
-      <w:proofErr w:type="spellEnd"/>
+        <w:t xml:space="preserve">    food_item AS 'Dish',</w:t>
+      </w:r>
+    </w:p>
+    <w:p>
+      <w:r>
+        <w:t xml:space="preserve">    order_date AS 'Date Ordered'</w:t>
+      </w:r>
+    </w:p>
+    <w:p>
+      <w:r>
+        <w:t>FROM FoodOrders;</w:t>
+      </w:r>
+    </w:p>
+    <w:p>
+      <w:r>
+        <w:t>SELECT DISTINCT food_item, restaurant</w:t>
+      </w:r>
+    </w:p>
+    <w:p>
+      <w:r>
+        <w:t>FROM FoodOrders</w:t>
+      </w:r>
     </w:p>
     <w:p>
       <w:r>
@@ -948,68 +445,12 @@
     </w:p>
     <w:p>
       <w:r>
-        <w:t xml:space="preserve">USE </w:t>
-      </w:r>
-      <w:proofErr w:type="spellStart"/>
-      <w:r>
-        <w:t>foodie_app</w:t>
-      </w:r>
-      <w:proofErr w:type="spellEnd"/>
-      <w:r>
-        <w:t xml:space="preserve">; </w:t>
-      </w:r>
-    </w:p>
-    <w:p>
-      <w:r>
-        <w:t xml:space="preserve">CREATE TABLE Restaurants </w:t>
-      </w:r>
-      <w:proofErr w:type="gramStart"/>
-      <w:r>
-        <w:t>( id</w:t>
-      </w:r>
-      <w:proofErr w:type="gramEnd"/>
-      <w:r>
-        <w:t xml:space="preserve"> INT PRIMARY KEY, name </w:t>
-      </w:r>
-      <w:proofErr w:type="gramStart"/>
-      <w:r>
-        <w:t>VARCHAR(</w:t>
-      </w:r>
-      <w:proofErr w:type="gramEnd"/>
-      <w:r>
-        <w:t xml:space="preserve">100), cuisine </w:t>
-      </w:r>
-      <w:proofErr w:type="gramStart"/>
-      <w:r>
-        <w:t>VARCHAR(</w:t>
-      </w:r>
-      <w:proofErr w:type="gramEnd"/>
-      <w:r>
-        <w:t xml:space="preserve">50), rating </w:t>
-      </w:r>
-      <w:proofErr w:type="gramStart"/>
-      <w:r>
-        <w:t>DECIMAL(</w:t>
-      </w:r>
-      <w:proofErr w:type="gramEnd"/>
-      <w:r>
-        <w:t xml:space="preserve">2,1), city </w:t>
-      </w:r>
-      <w:proofErr w:type="gramStart"/>
-      <w:r>
-        <w:t>VARCHAR(</w:t>
-      </w:r>
-      <w:proofErr w:type="gramEnd"/>
-      <w:r>
-        <w:t>50</w:t>
-      </w:r>
-      <w:proofErr w:type="gramStart"/>
-      <w:r>
-        <w:t>) )</w:t>
-      </w:r>
-      <w:proofErr w:type="gramEnd"/>
-      <w:r>
-        <w:t xml:space="preserve">; </w:t>
+        <w:t xml:space="preserve">USE foodie_app; </w:t>
+      </w:r>
+    </w:p>
+    <w:p>
+      <w:r>
+        <w:t xml:space="preserve">CREATE TABLE Restaurants ( id INT PRIMARY KEY, name VARCHAR(100), cuisine VARCHAR(50), rating DECIMAL(2,1), city VARCHAR(50) ); </w:t>
       </w:r>
     </w:p>
     <w:p>
@@ -1019,23 +460,7 @@
     </w:p>
     <w:p>
       <w:r>
-        <w:t xml:space="preserve">VALUES (1, 'Swagat', 'North Indian', 4.3, 'Ahmedabad'), (2, 'La </w:t>
-      </w:r>
-      <w:proofErr w:type="spellStart"/>
-      <w:r>
-        <w:t>Pinoz</w:t>
-      </w:r>
-      <w:proofErr w:type="spellEnd"/>
-      <w:r>
-        <w:t xml:space="preserve"> Pizza', 'Italian', 4.5, 'Surat'), (3, 'Mainland China', 'Chinese', 4.1, 'Ahmedabad'), (4, 'Dosa Plaza', 'South Indian', 3.8, 'Rajkot'), (5, '</w:t>
-      </w:r>
-      <w:proofErr w:type="spellStart"/>
-      <w:r>
-        <w:t>Swadisht</w:t>
-      </w:r>
-      <w:proofErr w:type="spellEnd"/>
-      <w:r>
-        <w:t>', 'Gujarati', 4.2, 'Surat');</w:t>
+        <w:t>VALUES (1, 'Swagat', 'North Indian', 4.3, 'Ahmedabad'), (2, 'La Pinoz Pizza', 'Italian', 4.5, 'Surat'), (3, 'Mainland China', 'Chinese', 4.1, 'Ahmedabad'), (4, 'Dosa Plaza', 'South Indian', 3.8, 'Rajkot'), (5, 'Swadisht', 'Gujarati', 4.2, 'Surat');</w:t>
       </w:r>
     </w:p>
     <w:p/>
@@ -1046,15 +471,7 @@
     </w:p>
     <w:p>
       <w:r>
-        <w:t>SELECT * FROM Restaurants WHERE name LIKE '</w:t>
-      </w:r>
-      <w:proofErr w:type="spellStart"/>
-      <w:r>
-        <w:t>Swa</w:t>
-      </w:r>
-      <w:proofErr w:type="spellEnd"/>
-      <w:r>
-        <w:t>%';</w:t>
+        <w:t>SELECT * FROM Restaurants WHERE name LIKE 'Swa%';</w:t>
       </w:r>
     </w:p>
     <w:p>
@@ -1115,15 +532,7 @@
     </w:p>
     <w:p>
       <w:r>
-        <w:t xml:space="preserve">SELECT * FROM movies ORDER BY </w:t>
-      </w:r>
-      <w:proofErr w:type="spellStart"/>
-      <w:r>
-        <w:t>release_year</w:t>
-      </w:r>
-      <w:proofErr w:type="spellEnd"/>
-      <w:r>
-        <w:t xml:space="preserve"> DESC, rating DESC;</w:t>
+        <w:t>SELECT * FROM movies ORDER BY release_year DESC, rating DESC;</w:t>
       </w:r>
     </w:p>
     <w:p>
@@ -1145,23 +554,7 @@
         <w:t xml:space="preserve"> </w:t>
       </w:r>
       <w:r>
-        <w:t xml:space="preserve">ORDER BY </w:t>
-      </w:r>
-      <w:proofErr w:type="spellStart"/>
-      <w:r>
-        <w:t>play_count</w:t>
-      </w:r>
-      <w:proofErr w:type="spellEnd"/>
-      <w:r>
-        <w:t xml:space="preserve"> DESC, </w:t>
-      </w:r>
-      <w:proofErr w:type="spellStart"/>
-      <w:r>
-        <w:t>added_date</w:t>
-      </w:r>
-      <w:proofErr w:type="spellEnd"/>
-      <w:r>
-        <w:t xml:space="preserve"> DESC</w:t>
+        <w:t>ORDER BY play_count DESC, added_date DESC</w:t>
       </w:r>
       <w:r>
         <w:t xml:space="preserve"> </w:t>
@@ -1193,186 +586,29 @@
     </w:p>
     <w:p>
       <w:r>
-        <w:t xml:space="preserve">USE </w:t>
-      </w:r>
-      <w:proofErr w:type="spellStart"/>
-      <w:r>
-        <w:t>foodie_app</w:t>
-      </w:r>
-      <w:proofErr w:type="spellEnd"/>
-      <w:r>
-        <w:t xml:space="preserve">; </w:t>
-      </w:r>
-    </w:p>
-    <w:p>
-      <w:r>
-        <w:t xml:space="preserve">CREATE TABLE Orders </w:t>
-      </w:r>
-      <w:proofErr w:type="gramStart"/>
-      <w:r>
-        <w:t xml:space="preserve">( </w:t>
-      </w:r>
-      <w:proofErr w:type="spellStart"/>
-      <w:r>
-        <w:t>order</w:t>
-      </w:r>
-      <w:proofErr w:type="gramEnd"/>
-      <w:r>
-        <w:t>_id</w:t>
-      </w:r>
-      <w:proofErr w:type="spellEnd"/>
-      <w:r>
-        <w:t xml:space="preserve"> INT PRIMARY KEY, </w:t>
-      </w:r>
-      <w:proofErr w:type="spellStart"/>
-      <w:r>
-        <w:t>user_name</w:t>
-      </w:r>
-      <w:proofErr w:type="spellEnd"/>
-      <w:r>
-        <w:t xml:space="preserve"> </w:t>
-      </w:r>
-      <w:proofErr w:type="gramStart"/>
-      <w:r>
-        <w:t>VARCHAR(</w:t>
-      </w:r>
-      <w:proofErr w:type="gramEnd"/>
-      <w:r>
-        <w:t xml:space="preserve">100), </w:t>
-      </w:r>
-      <w:proofErr w:type="spellStart"/>
-      <w:r>
-        <w:t>total_amount</w:t>
-      </w:r>
-      <w:proofErr w:type="spellEnd"/>
-      <w:r>
-        <w:t xml:space="preserve"> </w:t>
-      </w:r>
-      <w:proofErr w:type="gramStart"/>
-      <w:r>
-        <w:t>DECIMAL(</w:t>
-      </w:r>
-      <w:proofErr w:type="gramEnd"/>
-      <w:r>
-        <w:t xml:space="preserve">10,2), </w:t>
-      </w:r>
-      <w:proofErr w:type="spellStart"/>
-      <w:r>
-        <w:t>order_date</w:t>
-      </w:r>
-      <w:proofErr w:type="spellEnd"/>
-      <w:r>
-        <w:t xml:space="preserve"> </w:t>
-      </w:r>
-      <w:proofErr w:type="gramStart"/>
-      <w:r>
-        <w:t>DATE )</w:t>
-      </w:r>
-      <w:proofErr w:type="gramEnd"/>
-      <w:r>
-        <w:t xml:space="preserve">; </w:t>
-      </w:r>
-    </w:p>
-    <w:p>
-      <w:r>
-        <w:t>INSERT INTO Orders (</w:t>
-      </w:r>
-      <w:proofErr w:type="spellStart"/>
-      <w:r>
-        <w:t>order_id</w:t>
-      </w:r>
-      <w:proofErr w:type="spellEnd"/>
-      <w:r>
-        <w:t xml:space="preserve">, </w:t>
-      </w:r>
-      <w:proofErr w:type="spellStart"/>
-      <w:r>
-        <w:t>user_name</w:t>
-      </w:r>
-      <w:proofErr w:type="spellEnd"/>
-      <w:r>
-        <w:t xml:space="preserve">, </w:t>
-      </w:r>
-      <w:proofErr w:type="spellStart"/>
-      <w:r>
-        <w:t>total_amount</w:t>
-      </w:r>
-      <w:proofErr w:type="spellEnd"/>
-      <w:r>
-        <w:t xml:space="preserve">, </w:t>
-      </w:r>
-      <w:proofErr w:type="spellStart"/>
-      <w:r>
-        <w:t>order_date</w:t>
-      </w:r>
-      <w:proofErr w:type="spellEnd"/>
-      <w:r>
-        <w:t>) VALUES (101, 'Amit', 550.00, '2026-07-01'), (102, 'Priya', 780.50, '2026-07-02'), (103, 'Amit', NULL, '2026-07-03'), (104, 'Rahul', 1200.00, '2026-07-04'), (105, 'Priya', 450.75, '2026-07-05');</w:t>
+        <w:t xml:space="preserve">USE foodie_app; </w:t>
+      </w:r>
+    </w:p>
+    <w:p>
+      <w:r>
+        <w:t xml:space="preserve">CREATE TABLE Orders ( order_id INT PRIMARY KEY, user_name VARCHAR(100), total_amount DECIMAL(10,2), order_date DATE ); </w:t>
+      </w:r>
+    </w:p>
+    <w:p>
+      <w:r>
+        <w:t>INSERT INTO Orders (order_id, user_name, total_amount, order_date) VALUES (101, 'Amit', 550.00, '2026-07-01'), (102, 'Priya', 780.50, '2026-07-02'), (103, 'Amit', NULL, '2026-07-03'), (104, 'Rahul', 1200.00, '2026-07-04'), (105, 'Priya', 450.75, '2026-07-05');</w:t>
       </w:r>
     </w:p>
     <w:p/>
     <w:p>
       <w:r>
-        <w:t xml:space="preserve">SELECT </w:t>
-      </w:r>
-      <w:proofErr w:type="spellStart"/>
-      <w:r>
-        <w:t>user_name</w:t>
-      </w:r>
-      <w:proofErr w:type="spellEnd"/>
-      <w:r>
-        <w:t xml:space="preserve">, </w:t>
-      </w:r>
-      <w:proofErr w:type="gramStart"/>
-      <w:r>
-        <w:t>COUNT(</w:t>
-      </w:r>
-      <w:proofErr w:type="gramEnd"/>
-      <w:r>
-        <w:t xml:space="preserve">*) AS </w:t>
-      </w:r>
-      <w:proofErr w:type="spellStart"/>
-      <w:r>
-        <w:t>order_count</w:t>
-      </w:r>
-      <w:proofErr w:type="spellEnd"/>
-      <w:r>
-        <w:t xml:space="preserve"> FROM Orders GROUP BY </w:t>
-      </w:r>
-      <w:proofErr w:type="spellStart"/>
-      <w:r>
-        <w:t>user_name</w:t>
-      </w:r>
-      <w:proofErr w:type="spellEnd"/>
-      <w:r>
-        <w:t>;</w:t>
-      </w:r>
-    </w:p>
-    <w:p>
-      <w:r>
-        <w:t xml:space="preserve">SELECT    </w:t>
-      </w:r>
-      <w:proofErr w:type="gramStart"/>
-      <w:r>
-        <w:t>AVG(</w:t>
-      </w:r>
-      <w:proofErr w:type="gramEnd"/>
-      <w:r>
-        <w:t>t</w:t>
-      </w:r>
-      <w:proofErr w:type="spellStart"/>
-      <w:r>
-        <w:t>otal_amount</w:t>
-      </w:r>
-      <w:proofErr w:type="spellEnd"/>
-      <w:r>
-        <w:t xml:space="preserve">) AS </w:t>
-      </w:r>
-      <w:proofErr w:type="spellStart"/>
-      <w:r>
-        <w:t>average_order_amount</w:t>
-      </w:r>
-      <w:proofErr w:type="spellEnd"/>
+        <w:t>SELECT user_name, COUNT(*) AS order_count FROM Orders GROUP BY user_name;</w:t>
+      </w:r>
+    </w:p>
+    <w:p>
+      <w:r>
+        <w:t>SELECT    AVG(total_amount) AS average_order_amount</w:t>
+      </w:r>
       <w:r>
         <w:t xml:space="preserve"> </w:t>
       </w:r>
@@ -1382,54 +618,11 @@
     </w:p>
     <w:p>
       <w:r>
-        <w:t xml:space="preserve">SELECT </w:t>
-      </w:r>
-      <w:proofErr w:type="gramStart"/>
-      <w:r>
-        <w:t>MAX(</w:t>
-      </w:r>
-      <w:proofErr w:type="spellStart"/>
-      <w:proofErr w:type="gramEnd"/>
-      <w:r>
-        <w:t>total_amount</w:t>
-      </w:r>
-      <w:proofErr w:type="spellEnd"/>
-      <w:r>
-        <w:t xml:space="preserve">) AS </w:t>
-      </w:r>
-      <w:proofErr w:type="spellStart"/>
-      <w:r>
-        <w:t>highest_order_amount</w:t>
-      </w:r>
-      <w:proofErr w:type="spellEnd"/>
-      <w:r>
-        <w:t xml:space="preserve">, </w:t>
-      </w:r>
-      <w:proofErr w:type="gramStart"/>
-      <w:r>
-        <w:t>MIN(</w:t>
-      </w:r>
-      <w:proofErr w:type="spellStart"/>
-      <w:proofErr w:type="gramEnd"/>
-      <w:r>
-        <w:t>total_amount</w:t>
-      </w:r>
-      <w:proofErr w:type="spellEnd"/>
-      <w:r>
-        <w:t xml:space="preserve">) AS </w:t>
-      </w:r>
-      <w:proofErr w:type="spellStart"/>
-      <w:r>
-        <w:t>lowest_order_amount</w:t>
-      </w:r>
-      <w:proofErr w:type="spellEnd"/>
-      <w:r>
-        <w:t xml:space="preserve"> FROM Orders;</w:t>
+        <w:t>SELECT MAX(total_amount) AS highest_order_amount, MIN(total_amount) AS lowest_order_amount FROM Orders;</w:t>
       </w:r>
     </w:p>
     <w:p/>
     <w:p>
-      <w:proofErr w:type="gramStart"/>
       <w:r>
         <w:t>SELECT</w:t>
       </w:r>
@@ -1437,25 +630,8 @@
         <w:t xml:space="preserve"> </w:t>
       </w:r>
       <w:r>
-        <w:t xml:space="preserve"> SUM</w:t>
-      </w:r>
-      <w:proofErr w:type="gramEnd"/>
-      <w:r>
-        <w:t>(</w:t>
-      </w:r>
-      <w:proofErr w:type="spellStart"/>
-      <w:r>
-        <w:t>total_amount</w:t>
-      </w:r>
-      <w:proofErr w:type="spellEnd"/>
-      <w:r>
-        <w:t xml:space="preserve">) AS </w:t>
-      </w:r>
-      <w:proofErr w:type="spellStart"/>
-      <w:r>
-        <w:t>total_sales</w:t>
-      </w:r>
-      <w:proofErr w:type="spellEnd"/>
+        <w:t xml:space="preserve"> SUM(total_amount) AS total_sales</w:t>
+      </w:r>
       <w:r>
         <w:t xml:space="preserve"> </w:t>
       </w:r>
@@ -1466,15 +642,7 @@
         <w:t xml:space="preserve"> </w:t>
       </w:r>
       <w:r>
-        <w:t xml:space="preserve">WHERE </w:t>
-      </w:r>
-      <w:proofErr w:type="spellStart"/>
-      <w:r>
-        <w:t>total_amount</w:t>
-      </w:r>
-      <w:proofErr w:type="spellEnd"/>
-      <w:r>
-        <w:t xml:space="preserve"> IS NOT NULL;</w:t>
+        <w:t>WHERE total_amount IS NOT NULL;</w:t>
       </w:r>
     </w:p>
     <w:p>
@@ -1496,6 +664,827 @@
       </w:r>
     </w:p>
     <w:p/>
+    <w:p>
+      <w:r>
+        <w:t>USE foodie_app;</w:t>
+      </w:r>
+    </w:p>
+    <w:p/>
+    <w:p>
+      <w:r>
+        <w:t>DROP TABLE IF EXISTS Orders;</w:t>
+      </w:r>
+    </w:p>
+    <w:p>
+      <w:r>
+        <w:t>CREATE TABLE Orders (</w:t>
+      </w:r>
+    </w:p>
+    <w:p>
+      <w:r>
+        <w:t xml:space="preserve">    order_id INT PRIMARY KEY,</w:t>
+      </w:r>
+    </w:p>
+    <w:p>
+      <w:r>
+        <w:t xml:space="preserve">    user_id INT,</w:t>
+      </w:r>
+    </w:p>
+    <w:p>
+      <w:r>
+        <w:t xml:space="preserve">    payment_method VARCHAR(20),</w:t>
+      </w:r>
+    </w:p>
+    <w:p>
+      <w:r>
+        <w:t xml:space="preserve">    amount DECIMAL(10,2)</w:t>
+      </w:r>
+    </w:p>
+    <w:p>
+      <w:r>
+        <w:t>);</w:t>
+      </w:r>
+    </w:p>
+    <w:p>
+      <w:r>
+        <w:t>INSERT INTO Orders (order_id, user_id, payment_method, amount)</w:t>
+      </w:r>
+    </w:p>
+    <w:p>
+      <w:r>
+        <w:t>VALUES</w:t>
+      </w:r>
+    </w:p>
+    <w:p>
+      <w:r>
+        <w:t>(101, 1, 'UPI', 450.00),</w:t>
+      </w:r>
+    </w:p>
+    <w:p>
+      <w:r>
+        <w:t>(102, 2, 'Card', 800.00),</w:t>
+      </w:r>
+    </w:p>
+    <w:p>
+      <w:r>
+        <w:t>(103, 1, 'Wallet', 250.00),</w:t>
+      </w:r>
+    </w:p>
+    <w:p>
+      <w:r>
+        <w:t>(104, 3, 'COD', 600.00),</w:t>
+      </w:r>
+    </w:p>
+    <w:p>
+      <w:r>
+        <w:t>(105, 2, 'UPI', 350.00),</w:t>
+      </w:r>
+    </w:p>
+    <w:p>
+      <w:r>
+        <w:t>(106, 4, 'Card', 150.00),</w:t>
+      </w:r>
+    </w:p>
+    <w:p>
+      <w:r>
+        <w:t>(107, 3, 'Wallet', 400.00),</w:t>
+      </w:r>
+    </w:p>
+    <w:p>
+      <w:r>
+        <w:t>(108, 1, 'UPI', 700.00);</w:t>
+      </w:r>
+    </w:p>
+    <w:p>
+      <w:r>
+        <w:t>SELECT</w:t>
+      </w:r>
+    </w:p>
+    <w:p>
+      <w:r>
+        <w:t xml:space="preserve">    payment_method,</w:t>
+      </w:r>
+    </w:p>
+    <w:p>
+      <w:r>
+        <w:t xml:space="preserve">    COUNT(*) AS order_count</w:t>
+      </w:r>
+    </w:p>
+    <w:p>
+      <w:r>
+        <w:t>FROM Orders</w:t>
+      </w:r>
+    </w:p>
+    <w:p>
+      <w:r>
+        <w:t>GROUP BY payment_method;</w:t>
+      </w:r>
+    </w:p>
+    <w:p>
+      <w:r>
+        <w:t>SELECT user_id, SUM(amount) AS total_spend FROM Orders GROUP BY user_id;</w:t>
+      </w:r>
+    </w:p>
+    <w:p>
+      <w:r>
+        <w:lastRenderedPageBreak/>
+        <w:t>SELECT payment_method, AVG(amount) AS average_amount FROM Orders GROUP BY payment_method HAVING AVG(amount) &gt; 300;</w:t>
+      </w:r>
+    </w:p>
+    <w:p>
+      <w:pPr>
+        <w:rPr>
+          <w:b/>
+          <w:bCs/>
+        </w:rPr>
+      </w:pPr>
+      <w:r>
+        <w:rPr>
+          <w:b/>
+          <w:bCs/>
+        </w:rPr>
+        <w:t>WHERE</w:t>
+      </w:r>
+    </w:p>
+    <w:p>
+      <w:pPr>
+        <w:numPr>
+          <w:ilvl w:val="0"/>
+          <w:numId w:val="1"/>
+        </w:numPr>
+      </w:pPr>
+      <w:r>
+        <w:t xml:space="preserve">Filters </w:t>
+      </w:r>
+      <w:r>
+        <w:rPr>
+          <w:b/>
+          <w:bCs/>
+        </w:rPr>
+        <w:t>individual rows</w:t>
+      </w:r>
+      <w:r>
+        <w:t xml:space="preserve"> before grouping.</w:t>
+      </w:r>
+    </w:p>
+    <w:p>
+      <w:pPr>
+        <w:ind w:left="360"/>
+      </w:pPr>
+      <w:r>
+        <w:rPr>
+          <w:b/>
+          <w:bCs/>
+        </w:rPr>
+        <w:t>Example:</w:t>
+      </w:r>
+      <w:r>
+        <w:t xml:space="preserve"> Show only orders where the amount is greater than ₹300.</w:t>
+      </w:r>
+    </w:p>
+    <w:p>
+      <w:pPr>
+        <w:ind w:left="360"/>
+      </w:pPr>
+      <w:r>
+        <w:t>SELECT * FROM Orders WHERE amount &gt; 300;</w:t>
+      </w:r>
+    </w:p>
+    <w:p>
+      <w:pPr>
+        <w:rPr>
+          <w:b/>
+          <w:bCs/>
+        </w:rPr>
+      </w:pPr>
+      <w:r>
+        <w:rPr>
+          <w:b/>
+          <w:bCs/>
+        </w:rPr>
+        <w:t>HAVING</w:t>
+      </w:r>
+    </w:p>
+    <w:p>
+      <w:pPr>
+        <w:numPr>
+          <w:ilvl w:val="0"/>
+          <w:numId w:val="2"/>
+        </w:numPr>
+      </w:pPr>
+      <w:r>
+        <w:t xml:space="preserve">Filters </w:t>
+      </w:r>
+      <w:r>
+        <w:rPr>
+          <w:b/>
+          <w:bCs/>
+        </w:rPr>
+        <w:t>groups</w:t>
+      </w:r>
+      <w:r>
+        <w:t xml:space="preserve"> after GROUP BY.</w:t>
+      </w:r>
+    </w:p>
+    <w:p>
+      <w:pPr>
+        <w:ind w:left="360"/>
+      </w:pPr>
+      <w:r>
+        <w:rPr>
+          <w:b/>
+          <w:bCs/>
+        </w:rPr>
+        <w:t>Example:</w:t>
+      </w:r>
+      <w:r>
+        <w:t xml:space="preserve"> Show only users whose total spending is greater than ₹1000.</w:t>
+      </w:r>
+    </w:p>
+    <w:p>
+      <w:pPr>
+        <w:ind w:left="360"/>
+      </w:pPr>
+    </w:p>
+    <w:p>
+      <w:pPr>
+        <w:ind w:left="360"/>
+      </w:pPr>
+      <w:r>
+        <w:t>SELECT user_id, SUM(amount) AS total_spend FROM Orders GROUP BY user_id HAVING SUM(amount) &gt; 1000;</w:t>
+      </w:r>
+    </w:p>
+    <w:p>
+      <w:pPr>
+        <w:ind w:left="360"/>
+      </w:pPr>
+    </w:p>
+    <w:p>
+      <w:r>
+        <w:br w:type="page"/>
+      </w:r>
+    </w:p>
+    <w:p>
+      <w:pPr>
+        <w:pStyle w:val="Heading1"/>
+      </w:pPr>
+      <w:r>
+        <w:lastRenderedPageBreak/>
+        <w:tab/>
+      </w:r>
+      <w:r>
+        <w:tab/>
+        <w:t>S9</w:t>
+      </w:r>
+    </w:p>
+    <w:p>
+      <w:r>
+        <w:t>USE foodie_app;</w:t>
+      </w:r>
+    </w:p>
+    <w:p>
+      <w:r>
+        <w:t>DROP TABLE IF EXISTS dishes;</w:t>
+      </w:r>
+    </w:p>
+    <w:p>
+      <w:r>
+        <w:t>DROP TABLE IF EXISTS restaurants;</w:t>
+      </w:r>
+    </w:p>
+    <w:p>
+      <w:r>
+        <w:t>CREATE TABLE restaurants (</w:t>
+      </w:r>
+    </w:p>
+    <w:p>
+      <w:r>
+        <w:t xml:space="preserve">    id INT PRIMARY KEY,</w:t>
+      </w:r>
+    </w:p>
+    <w:p>
+      <w:r>
+        <w:t xml:space="preserve">    name VARCHAR(100),</w:t>
+      </w:r>
+    </w:p>
+    <w:p>
+      <w:r>
+        <w:t xml:space="preserve">    city VARCHAR(50)</w:t>
+      </w:r>
+    </w:p>
+    <w:p>
+      <w:r>
+        <w:t>);</w:t>
+      </w:r>
+    </w:p>
+    <w:p>
+      <w:r>
+        <w:t>CREATE TABLE dishes (</w:t>
+      </w:r>
+    </w:p>
+    <w:p>
+      <w:r>
+        <w:t xml:space="preserve">    id INT PRIMARY KEY,</w:t>
+      </w:r>
+    </w:p>
+    <w:p>
+      <w:r>
+        <w:t xml:space="preserve">    restaurant_id INT,</w:t>
+      </w:r>
+    </w:p>
+    <w:p>
+      <w:r>
+        <w:t xml:space="preserve">    dish_name VARCHAR(100),</w:t>
+      </w:r>
+    </w:p>
+    <w:p>
+      <w:r>
+        <w:t xml:space="preserve">    price DECIMAL(10,2),</w:t>
+      </w:r>
+    </w:p>
+    <w:p>
+      <w:r>
+        <w:t xml:space="preserve">    FOREIGN KEY (restaurant_id) REFERENCES restaurants(id)</w:t>
+      </w:r>
+    </w:p>
+    <w:p>
+      <w:r>
+        <w:t>);</w:t>
+      </w:r>
+    </w:p>
+    <w:p>
+      <w:r>
+        <w:t>INSERT INTO restaurants VALUES</w:t>
+      </w:r>
+    </w:p>
+    <w:p>
+      <w:r>
+        <w:t>(1, 'La Pinoz Pizza', 'Ahmedabad'),</w:t>
+      </w:r>
+    </w:p>
+    <w:p>
+      <w:r>
+        <w:t>(2, 'Mainland China', 'Surat'),</w:t>
+      </w:r>
+    </w:p>
+    <w:p>
+      <w:r>
+        <w:t>(3, 'Dosa Plaza', 'Rajkot');</w:t>
+      </w:r>
+    </w:p>
+    <w:p/>
+    <w:p>
+      <w:r>
+        <w:t>INSERT INTO dishes VALUES</w:t>
+      </w:r>
+    </w:p>
+    <w:p>
+      <w:r>
+        <w:t>(101, 1, 'Margherita Pizza', 299),</w:t>
+      </w:r>
+    </w:p>
+    <w:p>
+      <w:r>
+        <w:t>(102, 1, 'Farmhouse Pizza', 399),</w:t>
+      </w:r>
+    </w:p>
+    <w:p>
+      <w:r>
+        <w:t>(103, 2, 'Hakka Noodles', 250),</w:t>
+      </w:r>
+    </w:p>
+    <w:p>
+      <w:r>
+        <w:t>(104, 2, 'Manchurian', 220),</w:t>
+      </w:r>
+    </w:p>
+    <w:p>
+      <w:r>
+        <w:t>(105, 3, 'Masala Dosa', 180),</w:t>
+      </w:r>
+    </w:p>
+    <w:p>
+      <w:r>
+        <w:t>(106, 3, 'Idli Sambar', 150);</w:t>
+      </w:r>
+    </w:p>
+    <w:p>
+      <w:r>
+        <w:lastRenderedPageBreak/>
+        <w:t xml:space="preserve">SELECT d.dish_name, d.price, r.name, r.city FROM dishes d INNER JOIN restaurants r ON d.restaurant_id = r.id; </w:t>
+      </w:r>
+    </w:p>
+    <w:p>
+      <w:r>
+        <w:t>SELECT r.name, r.city, d.dish_name, d.price FROM restaurants r LEFT JOIN dishes d ON r.id = d.restaurant_id;</w:t>
+      </w:r>
+    </w:p>
+    <w:p>
+      <w:r>
+        <w:t xml:space="preserve"> SELECT d.dish_name, d.price, r.name FROM restaurants r RIGHT JOIN dishes d ON r.id = d.restaurant_id; </w:t>
+      </w:r>
+    </w:p>
+    <w:p>
+      <w:r>
+        <w:t>SELECT p.playlist_name, s.song_name FROM playlists p LEFT JOIN songs s ON p.playlist_id = s.playlist_id;</w:t>
+      </w:r>
+    </w:p>
+    <w:p>
+      <w:r>
+        <w:br w:type="page"/>
+      </w:r>
+    </w:p>
+    <w:p>
+      <w:pPr>
+        <w:pStyle w:val="Heading1"/>
+      </w:pPr>
+      <w:r>
+        <w:lastRenderedPageBreak/>
+        <w:tab/>
+      </w:r>
+      <w:r>
+        <w:tab/>
+        <w:t>S10</w:t>
+      </w:r>
+    </w:p>
+    <w:p>
+      <w:r>
+        <w:t>CREATE TABLE Influencers( id INT PRIMARY KEY, name VARCHAR(50) ); CREATE TABLE Collaborations( id INT PRIMARY KEY, influencer1_id INT, influencer2_id INT, collab_date DATE );</w:t>
+      </w:r>
+    </w:p>
+    <w:p/>
+    <w:p>
+      <w:r>
+        <w:t>CREATE TABLE Playlists(</w:t>
+      </w:r>
+    </w:p>
+    <w:p>
+      <w:r>
+        <w:t xml:space="preserve">    id INT PRIMARY KEY,</w:t>
+      </w:r>
+    </w:p>
+    <w:p>
+      <w:r>
+        <w:t xml:space="preserve">    user_id INT,</w:t>
+      </w:r>
+    </w:p>
+    <w:p>
+      <w:r>
+        <w:t xml:space="preserve">    playlist_name VARCHAR(100),</w:t>
+      </w:r>
+    </w:p>
+    <w:p>
+      <w:r>
+        <w:t xml:space="preserve">    parent_playlist_id INT</w:t>
+      </w:r>
+    </w:p>
+    <w:p>
+      <w:r>
+        <w:t>);</w:t>
+      </w:r>
+    </w:p>
+    <w:p>
+      <w:r>
+        <w:t>SELECT p1.playlist_name AS Playlist, p2.playlist_name AS Parent_Playlist FROM Playlists p1 LEFT JOIN Playlists p2 ON p1.parent_playlist_id = p2.id;</w:t>
+      </w:r>
+    </w:p>
+    <w:p>
+      <w:r>
+        <w:t xml:space="preserve">CREATE TABLE Users( id INT PRIMARY KEY, username VARCHAR(50) ); </w:t>
+      </w:r>
+    </w:p>
+    <w:p>
+      <w:r>
+        <w:t xml:space="preserve">CREATE TABLE Orders( id INT PRIMARY KEY, user_id INT, order_date DATE ); </w:t>
+      </w:r>
+    </w:p>
+    <w:p>
+      <w:r>
+        <w:t>CREATE TABLE Payments( id INT PRIMARY KEY, order_id INT, amount DECIMAL(10,2) );</w:t>
+      </w:r>
+    </w:p>
+    <w:p>
+      <w:r>
+        <w:t>SELECT u.username,</w:t>
+      </w:r>
+      <w:r>
+        <w:t xml:space="preserve"> </w:t>
+      </w:r>
+      <w:r>
+        <w:t>o.order_date,</w:t>
+      </w:r>
+      <w:r>
+        <w:t xml:space="preserve"> </w:t>
+      </w:r>
+      <w:r>
+        <w:t xml:space="preserve"> p.amount</w:t>
+      </w:r>
+      <w:r>
+        <w:t xml:space="preserve"> </w:t>
+      </w:r>
+      <w:r>
+        <w:t>FROM Users u</w:t>
+      </w:r>
+      <w:r>
+        <w:t xml:space="preserve"> </w:t>
+      </w:r>
+      <w:r>
+        <w:t>LEFT JOIN Orders o</w:t>
+      </w:r>
+      <w:r>
+        <w:t xml:space="preserve"> </w:t>
+      </w:r>
+      <w:r>
+        <w:t>ON u.id = o.user_id</w:t>
+      </w:r>
+      <w:r>
+        <w:t xml:space="preserve"> </w:t>
+      </w:r>
+      <w:r>
+        <w:t>LEFT JOIN Payments p</w:t>
+      </w:r>
+      <w:r>
+        <w:t xml:space="preserve"> </w:t>
+      </w:r>
+      <w:r>
+        <w:t>ON o.id = p.order_id;</w:t>
+      </w:r>
+    </w:p>
+    <w:p/>
+    <w:p>
+      <w:r>
+        <w:t>SELECT DISTINCT r.restaurant_name, rv.review FROM Restaurants r JOIN Reviews rv ON r.id = rv.restaurant_id;</w:t>
+      </w:r>
+    </w:p>
+    <w:p>
+      <w:r>
+        <w:br w:type="page"/>
+      </w:r>
+    </w:p>
+    <w:p>
+      <w:pPr>
+        <w:pStyle w:val="Heading1"/>
+      </w:pPr>
+      <w:r>
+        <w:lastRenderedPageBreak/>
+        <w:tab/>
+      </w:r>
+      <w:r>
+        <w:tab/>
+      </w:r>
+      <w:r>
+        <w:tab/>
+        <w:t>S11</w:t>
+      </w:r>
+    </w:p>
+    <w:p>
+      <w:r>
+        <w:t>SELECT restaurant_name FROM Restaurants WHERE rating &gt; ( SELECT AVG(rating) FROM Restaurants );</w:t>
+      </w:r>
+    </w:p>
+    <w:p>
+      <w:r>
+        <w:t>SELECT name, ( SELECT COUNT(*) FROM Orders WHERE Orders.user_id = Users.id ) AS Total_Orders FROM Users;</w:t>
+      </w:r>
+    </w:p>
+    <w:p>
+      <w:r>
+        <w:t>SELECT movie_name FROM Movies WHERE id IN ( SELECT movie_id FROM Reviews WHERE rating = 5 );</w:t>
+      </w:r>
+    </w:p>
+    <w:p>
+      <w:r>
+        <w:t>SELECT seller_name FROM Sellers WHERE id IN ( SELECT seller_id FROM Products GROUP BY seller_id HAVING COUNT(DISTINCT category_id) = ( SELECT COUNT(*) FROM Categories ) );</w:t>
+      </w:r>
+      <w:r>
+        <w:br/>
+      </w:r>
+    </w:p>
+    <w:p>
+      <w:r>
+        <w:br w:type="page"/>
+      </w:r>
+    </w:p>
+    <w:p>
+      <w:pPr>
+        <w:pStyle w:val="Heading1"/>
+      </w:pPr>
+      <w:r>
+        <w:lastRenderedPageBreak/>
+        <w:tab/>
+      </w:r>
+      <w:r>
+        <w:tab/>
+      </w:r>
+      <w:r>
+        <w:tab/>
+      </w:r>
+      <w:r>
+        <w:tab/>
+        <w:t>S12</w:t>
+      </w:r>
+    </w:p>
+    <w:p>
+      <w:pPr>
+        <w:pStyle w:val="ListParagraph"/>
+        <w:numPr>
+          <w:ilvl w:val="0"/>
+          <w:numId w:val="3"/>
+        </w:numPr>
+      </w:pPr>
+      <w:r>
+        <w:t>WITH TopProducts AS (</w:t>
+      </w:r>
+      <w:r>
+        <w:t xml:space="preserve"> </w:t>
+      </w:r>
+      <w:r>
+        <w:t>SELECT *  FROM Products  WHERE rating &gt; 4.5</w:t>
+      </w:r>
+      <w:r>
+        <w:t xml:space="preserve"> </w:t>
+      </w:r>
+      <w:r>
+        <w:t>)</w:t>
+      </w:r>
+      <w:r>
+        <w:t xml:space="preserve">         </w:t>
+      </w:r>
+      <w:r>
+        <w:t>SELECT * FROM TopProducts;</w:t>
+      </w:r>
+    </w:p>
+    <w:p>
+      <w:pPr>
+        <w:pStyle w:val="ListParagraph"/>
+        <w:numPr>
+          <w:ilvl w:val="0"/>
+          <w:numId w:val="3"/>
+        </w:numPr>
+      </w:pPr>
+      <w:r>
+        <w:t>WITH AhmedabadRestaurants AS</w:t>
+      </w:r>
+      <w:r>
+        <w:t xml:space="preserve"> </w:t>
+      </w:r>
+      <w:r>
+        <w:t>(</w:t>
+      </w:r>
+      <w:r>
+        <w:t xml:space="preserve"> </w:t>
+      </w:r>
+      <w:r>
+        <w:t>SELECT *</w:t>
+      </w:r>
+      <w:r>
+        <w:t xml:space="preserve"> </w:t>
+      </w:r>
+      <w:r>
+        <w:t>FROM Restaurants WHERE city = 'Ahmedabad'</w:t>
+      </w:r>
+      <w:r>
+        <w:t xml:space="preserve"> </w:t>
+      </w:r>
+      <w:r>
+        <w:t>)</w:t>
+      </w:r>
+      <w:r>
+        <w:t xml:space="preserve"> </w:t>
+      </w:r>
+      <w:r>
+        <w:t>SELECT *</w:t>
+      </w:r>
+      <w:r>
+        <w:t xml:space="preserve"> </w:t>
+      </w:r>
+      <w:r>
+        <w:t>FROM AhmedabadRestaurants</w:t>
+      </w:r>
+      <w:r>
+        <w:t xml:space="preserve"> </w:t>
+      </w:r>
+      <w:r>
+        <w:t>WHERE delivery_charge &lt; 50;</w:t>
+      </w:r>
+    </w:p>
+    <w:p>
+      <w:pPr>
+        <w:pStyle w:val="ListParagraph"/>
+        <w:numPr>
+          <w:ilvl w:val="0"/>
+          <w:numId w:val="3"/>
+        </w:numPr>
+      </w:pPr>
+      <w:r>
+        <w:t>WITH TopUsers AS (</w:t>
+      </w:r>
+      <w:r>
+        <w:t xml:space="preserve"> </w:t>
+      </w:r>
+      <w:r>
+        <w:t>SELECT *</w:t>
+      </w:r>
+      <w:r>
+        <w:t xml:space="preserve"> </w:t>
+      </w:r>
+      <w:r>
+        <w:t>FROM Users</w:t>
+      </w:r>
+      <w:r>
+        <w:t xml:space="preserve"> </w:t>
+      </w:r>
+      <w:r>
+        <w:t>ORDER BY followers DESC</w:t>
+      </w:r>
+      <w:r>
+        <w:t xml:space="preserve"> </w:t>
+      </w:r>
+      <w:r>
+        <w:t>LIMIT 3</w:t>
+      </w:r>
+    </w:p>
+    <w:p>
+      <w:pPr>
+        <w:pStyle w:val="ListParagraph"/>
+      </w:pPr>
+      <w:r>
+        <w:t>),</w:t>
+      </w:r>
+      <w:r>
+        <w:t xml:space="preserve"> T</w:t>
+      </w:r>
+      <w:r>
+        <w:t>opPosts AS (</w:t>
+      </w:r>
+      <w:r>
+        <w:t xml:space="preserve"> S</w:t>
+      </w:r>
+      <w:r>
+        <w:t>ELECT *</w:t>
+      </w:r>
+      <w:r>
+        <w:t xml:space="preserve"> </w:t>
+      </w:r>
+      <w:r>
+        <w:t>FROM Posts</w:t>
+      </w:r>
+      <w:r>
+        <w:t xml:space="preserve"> </w:t>
+      </w:r>
+      <w:r>
+        <w:t>ORDER BY likes DESC</w:t>
+      </w:r>
+      <w:r>
+        <w:t xml:space="preserve"> </w:t>
+      </w:r>
+      <w:r>
+        <w:t>LIMIT 3</w:t>
+      </w:r>
+      <w:r>
+        <w:t xml:space="preserve"> </w:t>
+      </w:r>
+      <w:r>
+        <w:t>)</w:t>
+      </w:r>
+    </w:p>
+    <w:p>
+      <w:pPr>
+        <w:pStyle w:val="ListParagraph"/>
+      </w:pPr>
+      <w:r>
+        <w:t>SELECT username, followers</w:t>
+      </w:r>
+      <w:r>
+        <w:t xml:space="preserve"> </w:t>
+      </w:r>
+      <w:r>
+        <w:t>FROM TopUsers</w:t>
+      </w:r>
+      <w:r>
+        <w:t xml:space="preserve"> </w:t>
+      </w:r>
+      <w:r>
+        <w:t>UNION ALL</w:t>
+      </w:r>
+      <w:r>
+        <w:t xml:space="preserve"> </w:t>
+      </w:r>
+    </w:p>
+    <w:p>
+      <w:pPr>
+        <w:pStyle w:val="ListParagraph"/>
+      </w:pPr>
+      <w:r>
+        <w:t>SELECT caption, likes</w:t>
+      </w:r>
+      <w:r>
+        <w:t xml:space="preserve"> </w:t>
+      </w:r>
+      <w:r>
+        <w:t>FROM TopPosts;</w:t>
+      </w:r>
+    </w:p>
     <w:p/>
     <w:sectPr>
       <w:pgSz w:w="11906" w:h="16838"/>
@@ -1505,6 +1494,407 @@
     </w:sectPr>
   </w:body>
 </w:document>
+</file>
+
+<file path=word/numbering.xml><?xml version="1.0" encoding="utf-8"?>
+<w:numbering xmlns:wpc="http://schemas.microsoft.com/office/word/2010/wordprocessingCanvas" xmlns:cx="http://schemas.microsoft.com/office/drawing/2014/chartex" xmlns:cx1="http://schemas.microsoft.com/office/drawing/2015/9/8/chartex" xmlns:cx2="http://schemas.microsoft.com/office/drawing/2015/10/21/chartex" xmlns:cx3="http://schemas.microsoft.com/office/drawing/2016/5/9/chartex" xmlns:cx4="http://schemas.microsoft.com/office/drawing/2016/5/10/chartex" xmlns:cx5="http://schemas.microsoft.com/office/drawing/2016/5/11/chartex" xmlns:cx6="http://schemas.microsoft.com/office/drawing/2016/5/12/chartex" xmlns:cx7="http://schemas.microsoft.com/office/drawing/2016/5/13/chartex" xmlns:cx8="http://schemas.microsoft.com/office/drawing/2016/5/14/chartex" xmlns:mc="http://schemas.openxmlformats.org/markup-compatibility/2006" xmlns:aink="http://schemas.microsoft.com/office/drawing/2016/ink" xmlns:am3d="http://schemas.microsoft.com/office/drawing/2017/model3d" xmlns:o="urn:schemas-microsoft-com:office:office" xmlns:oel="http://schemas.microsoft.com/office/2019/extlst" xmlns:r="http://schemas.openxmlformats.org/officeDocument/2006/relationships" xmlns:m="http://schemas.openxmlformats.org/officeDocument/2006/math" xmlns:v="urn:schemas-microsoft-com:vml" xmlns:wp14="http://schemas.microsoft.com/office/word/2010/wordprocessingDrawing" xmlns:wp="http://schemas.openxmlformats.org/drawingml/2006/wordprocessingDrawing" xmlns:w10="urn:schemas-microsoft-com:office:word" xmlns:w="http://schemas.openxmlformats.org/wordprocessingml/2006/main" xmlns:w14="http://schemas.microsoft.com/office/word/2010/wordml" xmlns:w15="http://schemas.microsoft.com/office/word/2012/wordml" xmlns:w16cei="http://schemas.microsoft.com/office/word/2026/wordml/cei" xmlns:w16cex="http://schemas.microsoft.com/office/word/2018/wordml/cex" xmlns:w16cid="http://schemas.microsoft.com/office/word/2016/wordml/cid" xmlns:w16="http://schemas.microsoft.com/office/word/2018/wordml" xmlns:w16du="http://schemas.microsoft.com/office/word/2023/wordml/word16du" xmlns:w16sdtdh="http://schemas.microsoft.com/office/word/2020/wordml/sdtdatahash" xmlns:w16sdtfl="http://schemas.microsoft.com/office/word/2024/wordml/sdtformatlock" xmlns:w16se="http://schemas.microsoft.com/office/word/2015/wordml/symex" xmlns:wpg="http://schemas.microsoft.com/office/word/2010/wordprocessingGroup" xmlns:wpi="http://schemas.microsoft.com/office/word/2010/wordprocessingInk" xmlns:wne="http://schemas.microsoft.com/office/word/2006/wordml" xmlns:wps="http://schemas.microsoft.com/office/word/2010/wordprocessingShape" mc:Ignorable="w14 w15 w16se w16cid w16 w16cex w16sdtdh w16sdtfl w16du wp14">
+  <w:abstractNum w:abstractNumId="0" w15:restartNumberingAfterBreak="0">
+    <w:nsid w:val="4C937031"/>
+    <w:multiLevelType w:val="multilevel"/>
+    <w:tmpl w:val="9D6CBE34"/>
+    <w:lvl w:ilvl="0">
+      <w:start w:val="1"/>
+      <w:numFmt w:val="bullet"/>
+      <w:lvlText w:val=""/>
+      <w:lvlJc w:val="left"/>
+      <w:pPr>
+        <w:tabs>
+          <w:tab w:val="num" w:pos="720"/>
+        </w:tabs>
+        <w:ind w:left="720" w:hanging="360"/>
+      </w:pPr>
+      <w:rPr>
+        <w:rFonts w:ascii="Symbol" w:hAnsi="Symbol" w:hint="default"/>
+        <w:sz w:val="20"/>
+      </w:rPr>
+    </w:lvl>
+    <w:lvl w:ilvl="1" w:tentative="1">
+      <w:start w:val="1"/>
+      <w:numFmt w:val="bullet"/>
+      <w:lvlText w:val="o"/>
+      <w:lvlJc w:val="left"/>
+      <w:pPr>
+        <w:tabs>
+          <w:tab w:val="num" w:pos="1440"/>
+        </w:tabs>
+        <w:ind w:left="1440" w:hanging="360"/>
+      </w:pPr>
+      <w:rPr>
+        <w:rFonts w:ascii="Courier New" w:hAnsi="Courier New" w:hint="default"/>
+        <w:sz w:val="20"/>
+      </w:rPr>
+    </w:lvl>
+    <w:lvl w:ilvl="2" w:tentative="1">
+      <w:start w:val="1"/>
+      <w:numFmt w:val="bullet"/>
+      <w:lvlText w:val=""/>
+      <w:lvlJc w:val="left"/>
+      <w:pPr>
+        <w:tabs>
+          <w:tab w:val="num" w:pos="2160"/>
+        </w:tabs>
+        <w:ind w:left="2160" w:hanging="360"/>
+      </w:pPr>
+      <w:rPr>
+        <w:rFonts w:ascii="Wingdings" w:hAnsi="Wingdings" w:hint="default"/>
+        <w:sz w:val="20"/>
+      </w:rPr>
+    </w:lvl>
+    <w:lvl w:ilvl="3" w:tentative="1">
+      <w:start w:val="1"/>
+      <w:numFmt w:val="bullet"/>
+      <w:lvlText w:val=""/>
+      <w:lvlJc w:val="left"/>
+      <w:pPr>
+        <w:tabs>
+          <w:tab w:val="num" w:pos="2880"/>
+        </w:tabs>
+        <w:ind w:left="2880" w:hanging="360"/>
+      </w:pPr>
+      <w:rPr>
+        <w:rFonts w:ascii="Wingdings" w:hAnsi="Wingdings" w:hint="default"/>
+        <w:sz w:val="20"/>
+      </w:rPr>
+    </w:lvl>
+    <w:lvl w:ilvl="4" w:tentative="1">
+      <w:start w:val="1"/>
+      <w:numFmt w:val="bullet"/>
+      <w:lvlText w:val=""/>
+      <w:lvlJc w:val="left"/>
+      <w:pPr>
+        <w:tabs>
+          <w:tab w:val="num" w:pos="3600"/>
+        </w:tabs>
+        <w:ind w:left="3600" w:hanging="360"/>
+      </w:pPr>
+      <w:rPr>
+        <w:rFonts w:ascii="Wingdings" w:hAnsi="Wingdings" w:hint="default"/>
+        <w:sz w:val="20"/>
+      </w:rPr>
+    </w:lvl>
+    <w:lvl w:ilvl="5" w:tentative="1">
+      <w:start w:val="1"/>
+      <w:numFmt w:val="bullet"/>
+      <w:lvlText w:val=""/>
+      <w:lvlJc w:val="left"/>
+      <w:pPr>
+        <w:tabs>
+          <w:tab w:val="num" w:pos="4320"/>
+        </w:tabs>
+        <w:ind w:left="4320" w:hanging="360"/>
+      </w:pPr>
+      <w:rPr>
+        <w:rFonts w:ascii="Wingdings" w:hAnsi="Wingdings" w:hint="default"/>
+        <w:sz w:val="20"/>
+      </w:rPr>
+    </w:lvl>
+    <w:lvl w:ilvl="6" w:tentative="1">
+      <w:start w:val="1"/>
+      <w:numFmt w:val="bullet"/>
+      <w:lvlText w:val=""/>
+      <w:lvlJc w:val="left"/>
+      <w:pPr>
+        <w:tabs>
+          <w:tab w:val="num" w:pos="5040"/>
+        </w:tabs>
+        <w:ind w:left="5040" w:hanging="360"/>
+      </w:pPr>
+      <w:rPr>
+        <w:rFonts w:ascii="Wingdings" w:hAnsi="Wingdings" w:hint="default"/>
+        <w:sz w:val="20"/>
+      </w:rPr>
+    </w:lvl>
+    <w:lvl w:ilvl="7" w:tentative="1">
+      <w:start w:val="1"/>
+      <w:numFmt w:val="bullet"/>
+      <w:lvlText w:val=""/>
+      <w:lvlJc w:val="left"/>
+      <w:pPr>
+        <w:tabs>
+          <w:tab w:val="num" w:pos="5760"/>
+        </w:tabs>
+        <w:ind w:left="5760" w:hanging="360"/>
+      </w:pPr>
+      <w:rPr>
+        <w:rFonts w:ascii="Wingdings" w:hAnsi="Wingdings" w:hint="default"/>
+        <w:sz w:val="20"/>
+      </w:rPr>
+    </w:lvl>
+    <w:lvl w:ilvl="8" w:tentative="1">
+      <w:start w:val="1"/>
+      <w:numFmt w:val="bullet"/>
+      <w:lvlText w:val=""/>
+      <w:lvlJc w:val="left"/>
+      <w:pPr>
+        <w:tabs>
+          <w:tab w:val="num" w:pos="6480"/>
+        </w:tabs>
+        <w:ind w:left="6480" w:hanging="360"/>
+      </w:pPr>
+      <w:rPr>
+        <w:rFonts w:ascii="Wingdings" w:hAnsi="Wingdings" w:hint="default"/>
+        <w:sz w:val="20"/>
+      </w:rPr>
+    </w:lvl>
+  </w:abstractNum>
+  <w:abstractNum w:abstractNumId="1" w15:restartNumberingAfterBreak="0">
+    <w:nsid w:val="4CAB13AB"/>
+    <w:multiLevelType w:val="hybridMultilevel"/>
+    <w:tmpl w:val="140C85B0"/>
+    <w:lvl w:ilvl="0" w:tplc="4009000F">
+      <w:start w:val="1"/>
+      <w:numFmt w:val="decimal"/>
+      <w:lvlText w:val="%1."/>
+      <w:lvlJc w:val="left"/>
+      <w:pPr>
+        <w:ind w:left="720" w:hanging="360"/>
+      </w:pPr>
+      <w:rPr>
+        <w:rFonts w:hint="default"/>
+      </w:rPr>
+    </w:lvl>
+    <w:lvl w:ilvl="1" w:tplc="40090019" w:tentative="1">
+      <w:start w:val="1"/>
+      <w:numFmt w:val="lowerLetter"/>
+      <w:lvlText w:val="%2."/>
+      <w:lvlJc w:val="left"/>
+      <w:pPr>
+        <w:ind w:left="1440" w:hanging="360"/>
+      </w:pPr>
+    </w:lvl>
+    <w:lvl w:ilvl="2" w:tplc="4009001B" w:tentative="1">
+      <w:start w:val="1"/>
+      <w:numFmt w:val="lowerRoman"/>
+      <w:lvlText w:val="%3."/>
+      <w:lvlJc w:val="right"/>
+      <w:pPr>
+        <w:ind w:left="2160" w:hanging="180"/>
+      </w:pPr>
+    </w:lvl>
+    <w:lvl w:ilvl="3" w:tplc="4009000F" w:tentative="1">
+      <w:start w:val="1"/>
+      <w:numFmt w:val="decimal"/>
+      <w:lvlText w:val="%4."/>
+      <w:lvlJc w:val="left"/>
+      <w:pPr>
+        <w:ind w:left="2880" w:hanging="360"/>
+      </w:pPr>
+    </w:lvl>
+    <w:lvl w:ilvl="4" w:tplc="40090019" w:tentative="1">
+      <w:start w:val="1"/>
+      <w:numFmt w:val="lowerLetter"/>
+      <w:lvlText w:val="%5."/>
+      <w:lvlJc w:val="left"/>
+      <w:pPr>
+        <w:ind w:left="3600" w:hanging="360"/>
+      </w:pPr>
+    </w:lvl>
+    <w:lvl w:ilvl="5" w:tplc="4009001B" w:tentative="1">
+      <w:start w:val="1"/>
+      <w:numFmt w:val="lowerRoman"/>
+      <w:lvlText w:val="%6."/>
+      <w:lvlJc w:val="right"/>
+      <w:pPr>
+        <w:ind w:left="4320" w:hanging="180"/>
+      </w:pPr>
+    </w:lvl>
+    <w:lvl w:ilvl="6" w:tplc="4009000F" w:tentative="1">
+      <w:start w:val="1"/>
+      <w:numFmt w:val="decimal"/>
+      <w:lvlText w:val="%7."/>
+      <w:lvlJc w:val="left"/>
+      <w:pPr>
+        <w:ind w:left="5040" w:hanging="360"/>
+      </w:pPr>
+    </w:lvl>
+    <w:lvl w:ilvl="7" w:tplc="40090019" w:tentative="1">
+      <w:start w:val="1"/>
+      <w:numFmt w:val="lowerLetter"/>
+      <w:lvlText w:val="%8."/>
+      <w:lvlJc w:val="left"/>
+      <w:pPr>
+        <w:ind w:left="5760" w:hanging="360"/>
+      </w:pPr>
+    </w:lvl>
+    <w:lvl w:ilvl="8" w:tplc="4009001B" w:tentative="1">
+      <w:start w:val="1"/>
+      <w:numFmt w:val="lowerRoman"/>
+      <w:lvlText w:val="%9."/>
+      <w:lvlJc w:val="right"/>
+      <w:pPr>
+        <w:ind w:left="6480" w:hanging="180"/>
+      </w:pPr>
+    </w:lvl>
+  </w:abstractNum>
+  <w:abstractNum w:abstractNumId="2" w15:restartNumberingAfterBreak="0">
+    <w:nsid w:val="61D45F13"/>
+    <w:multiLevelType w:val="multilevel"/>
+    <w:tmpl w:val="6A329BC2"/>
+    <w:lvl w:ilvl="0">
+      <w:start w:val="1"/>
+      <w:numFmt w:val="bullet"/>
+      <w:lvlText w:val=""/>
+      <w:lvlJc w:val="left"/>
+      <w:pPr>
+        <w:tabs>
+          <w:tab w:val="num" w:pos="720"/>
+        </w:tabs>
+        <w:ind w:left="720" w:hanging="360"/>
+      </w:pPr>
+      <w:rPr>
+        <w:rFonts w:ascii="Symbol" w:hAnsi="Symbol" w:hint="default"/>
+        <w:sz w:val="20"/>
+      </w:rPr>
+    </w:lvl>
+    <w:lvl w:ilvl="1" w:tentative="1">
+      <w:start w:val="1"/>
+      <w:numFmt w:val="bullet"/>
+      <w:lvlText w:val="o"/>
+      <w:lvlJc w:val="left"/>
+      <w:pPr>
+        <w:tabs>
+          <w:tab w:val="num" w:pos="1440"/>
+        </w:tabs>
+        <w:ind w:left="1440" w:hanging="360"/>
+      </w:pPr>
+      <w:rPr>
+        <w:rFonts w:ascii="Courier New" w:hAnsi="Courier New" w:hint="default"/>
+        <w:sz w:val="20"/>
+      </w:rPr>
+    </w:lvl>
+    <w:lvl w:ilvl="2" w:tentative="1">
+      <w:start w:val="1"/>
+      <w:numFmt w:val="bullet"/>
+      <w:lvlText w:val=""/>
+      <w:lvlJc w:val="left"/>
+      <w:pPr>
+        <w:tabs>
+          <w:tab w:val="num" w:pos="2160"/>
+        </w:tabs>
+        <w:ind w:left="2160" w:hanging="360"/>
+      </w:pPr>
+      <w:rPr>
+        <w:rFonts w:ascii="Wingdings" w:hAnsi="Wingdings" w:hint="default"/>
+        <w:sz w:val="20"/>
+      </w:rPr>
+    </w:lvl>
+    <w:lvl w:ilvl="3" w:tentative="1">
+      <w:start w:val="1"/>
+      <w:numFmt w:val="bullet"/>
+      <w:lvlText w:val=""/>
+      <w:lvlJc w:val="left"/>
+      <w:pPr>
+        <w:tabs>
+          <w:tab w:val="num" w:pos="2880"/>
+        </w:tabs>
+        <w:ind w:left="2880" w:hanging="360"/>
+      </w:pPr>
+      <w:rPr>
+        <w:rFonts w:ascii="Wingdings" w:hAnsi="Wingdings" w:hint="default"/>
+        <w:sz w:val="20"/>
+      </w:rPr>
+    </w:lvl>
+    <w:lvl w:ilvl="4" w:tentative="1">
+      <w:start w:val="1"/>
+      <w:numFmt w:val="bullet"/>
+      <w:lvlText w:val=""/>
+      <w:lvlJc w:val="left"/>
+      <w:pPr>
+        <w:tabs>
+          <w:tab w:val="num" w:pos="3600"/>
+        </w:tabs>
+        <w:ind w:left="3600" w:hanging="360"/>
+      </w:pPr>
+      <w:rPr>
+        <w:rFonts w:ascii="Wingdings" w:hAnsi="Wingdings" w:hint="default"/>
+        <w:sz w:val="20"/>
+      </w:rPr>
+    </w:lvl>
+    <w:lvl w:ilvl="5" w:tentative="1">
+      <w:start w:val="1"/>
+      <w:numFmt w:val="bullet"/>
+      <w:lvlText w:val=""/>
+      <w:lvlJc w:val="left"/>
+      <w:pPr>
+        <w:tabs>
+          <w:tab w:val="num" w:pos="4320"/>
+        </w:tabs>
+        <w:ind w:left="4320" w:hanging="360"/>
+      </w:pPr>
+      <w:rPr>
+        <w:rFonts w:ascii="Wingdings" w:hAnsi="Wingdings" w:hint="default"/>
+        <w:sz w:val="20"/>
+      </w:rPr>
+    </w:lvl>
+    <w:lvl w:ilvl="6" w:tentative="1">
+      <w:start w:val="1"/>
+      <w:numFmt w:val="bullet"/>
+      <w:lvlText w:val=""/>
+      <w:lvlJc w:val="left"/>
+      <w:pPr>
+        <w:tabs>
+          <w:tab w:val="num" w:pos="5040"/>
+        </w:tabs>
+        <w:ind w:left="5040" w:hanging="360"/>
+      </w:pPr>
+      <w:rPr>
+        <w:rFonts w:ascii="Wingdings" w:hAnsi="Wingdings" w:hint="default"/>
+        <w:sz w:val="20"/>
+      </w:rPr>
+    </w:lvl>
+    <w:lvl w:ilvl="7" w:tentative="1">
+      <w:start w:val="1"/>
+      <w:numFmt w:val="bullet"/>
+      <w:lvlText w:val=""/>
+      <w:lvlJc w:val="left"/>
+      <w:pPr>
+        <w:tabs>
+          <w:tab w:val="num" w:pos="5760"/>
+        </w:tabs>
+        <w:ind w:left="5760" w:hanging="360"/>
+      </w:pPr>
+      <w:rPr>
+        <w:rFonts w:ascii="Wingdings" w:hAnsi="Wingdings" w:hint="default"/>
+        <w:sz w:val="20"/>
+      </w:rPr>
+    </w:lvl>
+    <w:lvl w:ilvl="8" w:tentative="1">
+      <w:start w:val="1"/>
+      <w:numFmt w:val="bullet"/>
+      <w:lvlText w:val=""/>
+      <w:lvlJc w:val="left"/>
+      <w:pPr>
+        <w:tabs>
+          <w:tab w:val="num" w:pos="6480"/>
+        </w:tabs>
+        <w:ind w:left="6480" w:hanging="360"/>
+      </w:pPr>
+      <w:rPr>
+        <w:rFonts w:ascii="Wingdings" w:hAnsi="Wingdings" w:hint="default"/>
+        <w:sz w:val="20"/>
+      </w:rPr>
+    </w:lvl>
+  </w:abstractNum>
+  <w:num w:numId="1" w16cid:durableId="1002245115">
+    <w:abstractNumId w:val="0"/>
+  </w:num>
+  <w:num w:numId="2" w16cid:durableId="1895851946">
+    <w:abstractNumId w:val="2"/>
+  </w:num>
+  <w:num w:numId="3" w16cid:durableId="1186602839">
+    <w:abstractNumId w:val="1"/>
+  </w:num>
+</w:numbering>
 </file>
 
 <file path=word/styles.xml><?xml version="1.0" encoding="utf-8"?>
